--- a/docs/ecostats_stat_overview/06_linear_regression_as_std_curve.docx
+++ b/docs/ecostats_stat_overview/06_linear_regression_as_std_curve.docx
@@ -2176,7 +2176,7 @@
       <w:r>
         <w:drawing>
           <wp:inline>
-            <wp:extent cx="5943600" cy="5943600"/>
+            <wp:extent cx="6096000" cy="6096000"/>
             <wp:effectExtent b="0" l="0" r="0" t="0"/>
             <wp:docPr descr="" title="" id="32" name="Picture"/>
             <a:graphic>
@@ -2197,7 +2197,7 @@
                   <pic:spPr bwMode="auto">
                     <a:xfrm>
                       <a:off x="0" y="0"/>
-                      <a:ext cx="5943600" cy="5943600"/>
+                      <a:ext cx="6096000" cy="6096000"/>
                     </a:xfrm>
                     <a:prstGeom prst="rect">
                       <a:avLst/>
@@ -2672,7 +2672,7 @@
       <w:r>
         <w:drawing>
           <wp:inline>
-            <wp:extent cx="5943600" cy="5943600"/>
+            <wp:extent cx="6096000" cy="6096000"/>
             <wp:effectExtent b="0" l="0" r="0" t="0"/>
             <wp:docPr descr="" title="" id="36" name="Picture"/>
             <a:graphic>
@@ -2693,7 +2693,7 @@
                   <pic:spPr bwMode="auto">
                     <a:xfrm>
                       <a:off x="0" y="0"/>
-                      <a:ext cx="5943600" cy="5943600"/>
+                      <a:ext cx="6096000" cy="6096000"/>
                     </a:xfrm>
                     <a:prstGeom prst="rect">
                       <a:avLst/>
@@ -6996,7 +6996,7 @@
       <w:r>
         <w:drawing>
           <wp:inline>
-            <wp:extent cx="5943600" cy="4953000"/>
+            <wp:extent cx="6578600" cy="5482166"/>
             <wp:effectExtent b="0" l="0" r="0" t="0"/>
             <wp:docPr descr="" title="" id="77" name="Picture"/>
             <a:graphic>
@@ -7017,7 +7017,7 @@
                   <pic:spPr bwMode="auto">
                     <a:xfrm>
                       <a:off x="0" y="0"/>
-                      <a:ext cx="5943600" cy="4953000"/>
+                      <a:ext cx="6578600" cy="5482166"/>
                     </a:xfrm>
                     <a:prstGeom prst="rect">
                       <a:avLst/>
@@ -9016,7 +9016,7 @@
       <w:r>
         <w:drawing>
           <wp:inline>
-            <wp:extent cx="5943600" cy="4953000"/>
+            <wp:extent cx="6578600" cy="5482166"/>
             <wp:effectExtent b="0" l="0" r="0" t="0"/>
             <wp:docPr descr="" title="" id="84" name="Picture"/>
             <a:graphic>
@@ -9037,7 +9037,7 @@
                   <pic:spPr bwMode="auto">
                     <a:xfrm>
                       <a:off x="0" y="0"/>
-                      <a:ext cx="5943600" cy="4953000"/>
+                      <a:ext cx="6578600" cy="5482166"/>
                     </a:xfrm>
                     <a:prstGeom prst="rect">
                       <a:avLst/>
@@ -10591,7 +10591,7 @@
     <w:bookmarkEnd w:id="99"/>
     <w:sectPr>
       <w:pgSz w:h="15840" w:w="12240"/>
-      <w:pgMar w:bottom="1440" w:footer="720" w:gutter="0" w:header="720" w:left="1440" w:right="1440" w:top="1440"/>
+      <w:pgMar w:bottom="720" w:footer="720" w:gutter="0" w:header="720" w:left="1152" w:right="720" w:top="720"/>
       <w:cols w:space="720"/>
       <w:docGrid w:linePitch="360"/>
     </w:sectPr>
@@ -12063,7 +12063,7 @@
     <w:basedOn w:val="Normal"/>
     <w:next w:val="Normal"/>
     <w:qFormat/>
-    <w:rsid w:val="00BC28E9"/>
+    <w:rsid w:val="00B86ADC"/>
     <w:pPr>
       <w:pBdr>
         <w:top w:color="FF0000" w:space="1" w:sz="8" w:val="single"/>
@@ -12077,14 +12077,14 @@
     </w:pPr>
     <w:rPr>
       <w:rFonts w:ascii="Courier New" w:hAnsi="Courier New"/>
-      <w:sz w:val="18"/>
+      <w:sz w:val="16"/>
     </w:rPr>
   </w:style>
   <w:style w:customStyle="1" w:styleId="SourceCode" w:type="paragraph">
     <w:name w:val="Source Code"/>
     <w:basedOn w:val="Normal"/>
     <w:qFormat/>
-    <w:rsid w:val="00771E03"/>
+    <w:rsid w:val="0018210C"/>
     <w:pPr>
       <w:pBdr>
         <w:top w:color="auto" w:space="1" w:sz="8" w:val="single"/>
@@ -12092,20 +12092,20 @@
         <w:bottom w:color="auto" w:space="1" w:sz="8" w:val="single"/>
         <w:right w:color="auto" w:space="4" w:sz="8" w:val="single"/>
       </w:pBdr>
-      <w:shd w:color="auto" w:fill="auto" w:val="pct15"/>
+      <w:shd w:color="auto" w:fill="auto" w:val="pct5"/>
       <w:spacing w:after="240" w:before="240"/>
       <w:ind w:left="432" w:right="432"/>
     </w:pPr>
     <w:rPr>
       <w:rFonts w:ascii="Courier New" w:hAnsi="Courier New"/>
-      <w:sz w:val="20"/>
+      <w:sz w:val="15"/>
     </w:rPr>
   </w:style>
   <w:style w:customStyle="1" w:styleId="Verbatim" w:type="paragraph">
     <w:name w:val="Verbatim"/>
     <w:basedOn w:val="Normal"/>
     <w:qFormat/>
-    <w:rsid w:val="00771E03"/>
+    <w:rsid w:val="0018210C"/>
     <w:pPr>
       <w:shd w:color="auto" w:fill="auto" w:val="pct15"/>
       <w:spacing w:after="240" w:before="240"/>
@@ -12113,7 +12113,7 @@
     </w:pPr>
     <w:rPr>
       <w:rFonts w:ascii="Courier New" w:hAnsi="Courier New"/>
-      <w:sz w:val="18"/>
+      <w:sz w:val="16"/>
     </w:rPr>
   </w:style>
   <w:style w:customStyle="1" w:styleId="CodeBlock" w:type="paragraph">
@@ -12156,6 +12156,11 @@
     <w:pPr>
       <w:spacing w:after="100"/>
     </w:pPr>
+  </w:style>
+  <w:style w:customStyle="1" w:styleId="Graphic" w:type="paragraph">
+    <w:name w:val="Graphic"/>
+    <w:qFormat/>
+    <w:rsid w:val="00735D8A"/>
   </w:style>
   <w:style w:type="character" w:customStyle="1" w:styleId="KeywordTok">
     <w:name w:val="KeywordTok"/>

--- a/docs/ecostats_stat_overview/06_linear_regression_as_std_curve.docx
+++ b/docs/ecostats_stat_overview/06_linear_regression_as_std_curve.docx
@@ -639,8 +639,8 @@
                   <m:d>
                     <m:dPr>
                       <m:begChr m:val="("/>
+                      <m:sepChr m:val=""/>
                       <m:endChr m:val=")"/>
-                      <m:sepChr m:val=""/>
                       <m:grow/>
                     </m:dPr>
                     <m:e>
@@ -747,8 +747,8 @@
                   <m:d>
                     <m:dPr>
                       <m:begChr m:val="("/>
+                      <m:sepChr m:val=""/>
                       <m:endChr m:val=")"/>
-                      <m:sepChr m:val=""/>
                       <m:grow/>
                     </m:dPr>
                     <m:e>
@@ -787,8 +787,8 @@
               <m:d>
                 <m:dPr>
                   <m:begChr m:val="("/>
+                  <m:sepChr m:val=""/>
                   <m:endChr m:val=")"/>
-                  <m:sepChr m:val=""/>
                   <m:grow/>
                 </m:dPr>
                 <m:e>
@@ -847,8 +847,8 @@
                       <m:d>
                         <m:dPr>
                           <m:begChr m:val="("/>
+                          <m:sepChr m:val=""/>
                           <m:endChr m:val=")"/>
-                          <m:sepChr m:val=""/>
                           <m:grow/>
                         </m:dPr>
                         <m:e>
